--- a/assets/fiches/ecoles_declarees.docx
+++ b/assets/fiches/ecoles_declarees.docx
@@ -137,7 +137,7 @@
           </w:tcPr>
           <w:p>
             <w:r>
-              <w:t>Atmart Data — myriljeanwisner@gmail.com</w:t>
+              <w:t>Atmart Data — jeanmyril@atmart.ltd</w:t>
             </w:r>
           </w:p>
         </w:tc>

--- a/assets/fiches/ecoles_declarees.docx
+++ b/assets/fiches/ecoles_declarees.docx
@@ -418,7 +418,7 @@
           </w:tcPr>
           <w:p>
             <w:r>
-              <w:t>ecart_modere</w:t>
+              <w:t>écart modéré</w:t>
             </w:r>
           </w:p>
         </w:tc>
@@ -440,7 +440,7 @@
           </w:tcPr>
           <w:p>
             <w:r>
-              <w:t>desaccord</w:t>
+              <w:t>fort désaccord</w:t>
             </w:r>
           </w:p>
         </w:tc>
